--- a/Northstar_HealthTech_IAM_Risk_Assessment_Register_v1.0_Portfolio_Reviewed.docx
+++ b/Northstar_HealthTech_IAM_Risk_Assessment_Register_v1.0_Portfolio_Reviewed.docx
@@ -271,7 +271,7 @@
     </w:p>
     <w:p>
       <w:r>
-        <w:t>Six illustrative risks are within scope: IAM-001 retained leaver access; IAM-002 excessive access after moves; IAM-003 unauthorized privileged access; IAM-004 missing MFA enforcement; IAM-005 overdue access reviews; and IAM-006 emergency access not revoked on time.</w:t>
+        <w:t>Seven illustrative risks are within scope: IAM-001 retained leaver access; IAM-002 excessive access after moves; IAM-003 unauthorized privileged access; IAM-004 missing MFA enforcement; IAM-005 overdue access reviews; IAM-006 emergency access not revoked on time; and IAM-007 unauthorized or excessive new-hire provisioning.</w:t>
       </w:r>
     </w:p>
     <w:p>
@@ -1422,10 +1422,52 @@
           </w:p>
         </w:tc>
       </w:tr>
+      <w:tr>
+        <w:tc>
+          <w:tcPr>
+            <w:tcW w:type="dxa" w:w="2484"/>
+          </w:tcPr>
+          <w:p>
+            <w:r>
+              <w:t>IAM-007 — Unauthorized or excessive new-hire access</w:t>
+            </w:r>
+          </w:p>
+        </w:tc>
+        <w:tc>
+          <w:tcPr>
+            <w:tcW w:type="dxa" w:w="2484"/>
+          </w:tcPr>
+          <w:p>
+            <w:r>
+              <w:t>3×4 = 12 High (assumed)</w:t>
+            </w:r>
+          </w:p>
+        </w:tc>
+        <w:tc>
+          <w:tcPr>
+            <w:tcW w:type="dxa" w:w="2484"/>
+          </w:tcPr>
+          <w:p>
+            <w:r>
+              <w:t>2×4 = 8 Medium (conditional)</w:t>
+            </w:r>
+          </w:p>
+        </w:tc>
+        <w:tc>
+          <w:tcPr>
+            <w:tcW w:type="dxa" w:w="2484"/>
+          </w:tcPr>
+          <w:p>
+            <w:r>
+              <w:t>IT/IAM Lead (proposed)</w:t>
+            </w:r>
+          </w:p>
+        </w:tc>
+      </w:tr>
     </w:tbl>
     <w:p>
       <w:r>
-        <w:t>All six treatment statuses: PLANNED. Inherent values are assumed, not measured. Projected residual values are conditional only. IAM-003 and IAM-006 remain High even if proposed treatments operate effectively.</w:t>
+        <w:t>All seven treatment statuses: PLANNED. Inherent values are assumed, not measured. Projected residual values are conditional only. IAM-003 and IAM-006 remain High even if proposed treatments operate effectively. IAM-007 is a newly proposed educational risk, not an observed organizational finding.</w:t>
       </w:r>
     </w:p>
     <w:p>
@@ -1572,6 +1614,26 @@
     <w:p>
       <w:r>
         <w:t>Treatment status: Planned  |  Action owner: not assigned in simulation  |  Target date: not assigned  |  Implementation evidence: none  |  Verification: not performed</w:t>
+      </w:r>
+    </w:p>
+    <w:p>
+      <w:r>
+        <w:t>IAM-007 — Unauthorized or excessive new-hire access provisioning (proposed educational scenario)</w:t>
+      </w:r>
+    </w:p>
+    <w:p>
+      <w:r>
+        <w:t>Accountable owner: IT/IAM Lead (proposed). Risk: access is granted before documented manager approval, or roles exceed least privilege, creating unauthorized access at onboarding. Proposed treatment: match the HR start record to an approved access request and defined job role; require authorization before activation; apply least-privilege role mapping; verify provisioning and maintain evidence. MFA remains separately mapped to IAM-004.</w:t>
+      </w:r>
+    </w:p>
+    <w:p>
+      <w:r>
+        <w:t>Illustrative score rationale: Possible (3) × Major (4) = 12 High assumes exposure to premature or excessive access. Projected residual 2 × 4 = 8 Medium is conditional on approved role mapping, timely approvals and verification; no reduction has been observed.</w:t>
+      </w:r>
+    </w:p>
+    <w:p>
+      <w:r>
+        <w:t>Treatment status: Planned  |  Action owner: not assigned in simulation  |  Target date: not assigned  |  Implementation evidence: none  |  Verification: not performed  |  Related designed control: CT-001 (authorization/least privilege); IAM-004 covers MFA separately.</w:t>
       </w:r>
     </w:p>
     <w:p>
@@ -1860,7 +1922,7 @@
     </w:p>
     <w:p>
       <w:r>
-        <w:t>SIMULATION LIMITATION: All six risks and owner assignments are instructional assumptions. All six treatments remain Planned. No production deployment, testing, verified residual reduction, executive acceptance or operational deadline is represented.</w:t>
+        <w:t>SIMULATION LIMITATION: All seven risks and owner assignments are instructional assumptions. All seven treatments remain Planned. No production deployment, testing, verified residual reduction, executive acceptance or operational deadline is represented.</w:t>
       </w:r>
     </w:p>
     <w:sectPr>
